--- a/中期评价.docx
+++ b/中期评价.docx
@@ -214,7 +214,7 @@
           <w:bCs/>
           <w:sz w:val="24"/>
         </w:rPr>
-        <w:t xml:space="preserve">                    </w:t>
+        <w:t xml:space="preserve">                 </w:t>
       </w:r>
       <w:r>
         <w:rPr>
@@ -224,16 +224,7 @@
           <w:sz w:val="24"/>
           <w:u w:val="single"/>
         </w:rPr>
-        <w:t xml:space="preserve">       </w:t>
-      </w:r>
-      <w:r>
-        <w:rPr>
-          <w:rFonts w:hint="eastAsia"/>
-          <w:b/>
-          <w:bCs/>
-          <w:sz w:val="24"/>
-        </w:rPr>
-        <w:t>年</w:t>
+        <w:t xml:space="preserve">  </w:t>
       </w:r>
       <w:r>
         <w:rPr>
@@ -243,16 +234,7 @@
           <w:sz w:val="24"/>
           <w:u w:val="single"/>
         </w:rPr>
-        <w:t xml:space="preserve">    </w:t>
-      </w:r>
-      <w:r>
-        <w:rPr>
-          <w:rFonts w:hint="eastAsia"/>
-          <w:b/>
-          <w:bCs/>
-          <w:sz w:val="24"/>
-        </w:rPr>
-        <w:t>月</w:t>
+        <w:t>2026</w:t>
       </w:r>
       <w:r>
         <w:rPr>
@@ -262,7 +244,85 @@
           <w:sz w:val="24"/>
           <w:u w:val="single"/>
         </w:rPr>
-        <w:t xml:space="preserve">   </w:t>
+        <w:t xml:space="preserve">    </w:t>
+      </w:r>
+      <w:r>
+        <w:rPr>
+          <w:rFonts w:hint="eastAsia"/>
+          <w:b/>
+          <w:bCs/>
+          <w:sz w:val="24"/>
+        </w:rPr>
+        <w:t>年</w:t>
+      </w:r>
+      <w:r>
+        <w:rPr>
+          <w:rFonts w:hint="eastAsia"/>
+          <w:b/>
+          <w:bCs/>
+          <w:sz w:val="24"/>
+          <w:u w:val="single"/>
+        </w:rPr>
+        <w:t xml:space="preserve"> </w:t>
+      </w:r>
+      <w:r>
+        <w:rPr>
+          <w:rFonts w:hint="eastAsia"/>
+          <w:b/>
+          <w:bCs/>
+          <w:sz w:val="24"/>
+          <w:u w:val="single"/>
+        </w:rPr>
+        <w:t>4</w:t>
+      </w:r>
+      <w:r>
+        <w:rPr>
+          <w:rFonts w:hint="eastAsia"/>
+          <w:b/>
+          <w:bCs/>
+          <w:sz w:val="24"/>
+          <w:u w:val="single"/>
+        </w:rPr>
+        <w:t xml:space="preserve"> </w:t>
+      </w:r>
+      <w:r>
+        <w:rPr>
+          <w:rFonts w:hint="eastAsia"/>
+          <w:b/>
+          <w:bCs/>
+          <w:sz w:val="24"/>
+        </w:rPr>
+        <w:t>月</w:t>
+      </w:r>
+      <w:r>
+        <w:rPr>
+          <w:rFonts w:hint="eastAsia"/>
+          <w:b/>
+          <w:bCs/>
+          <w:sz w:val="24"/>
+          <w:u w:val="single"/>
+        </w:rPr>
+        <w:t xml:space="preserve"> </w:t>
+      </w:r>
+      <w:r>
+        <w:rPr>
+          <w:rFonts w:hint="eastAsia"/>
+          <w:b/>
+          <w:bCs/>
+          <w:sz w:val="24"/>
+          <w:u w:val="single"/>
+        </w:rPr>
+        <w:t>20</w:t>
+      </w:r>
+      <w:r>
+        <w:rPr>
+          <w:rFonts w:hint="eastAsia"/>
+          <w:b/>
+          <w:bCs/>
+          <w:sz w:val="24"/>
+          <w:u w:val="single"/>
+        </w:rPr>
+        <w:t xml:space="preserve"> </w:t>
       </w:r>
       <w:r>
         <w:rPr>
@@ -288,13 +348,13 @@
         <w:tblLook w:val="04A0" w:firstRow="1" w:lastRow="0" w:firstColumn="1" w:lastColumn="0" w:noHBand="0" w:noVBand="1"/>
       </w:tblPr>
       <w:tblGrid>
-        <w:gridCol w:w="993"/>
-        <w:gridCol w:w="344"/>
-        <w:gridCol w:w="712"/>
-        <w:gridCol w:w="1950"/>
-        <w:gridCol w:w="1740"/>
-        <w:gridCol w:w="1377"/>
-        <w:gridCol w:w="1170"/>
+        <w:gridCol w:w="992"/>
+        <w:gridCol w:w="342"/>
+        <w:gridCol w:w="711"/>
+        <w:gridCol w:w="1945"/>
+        <w:gridCol w:w="1734"/>
+        <w:gridCol w:w="1372"/>
+        <w:gridCol w:w="1190"/>
       </w:tblGrid>
       <w:tr>
         <w:trPr>
@@ -336,7 +396,6 @@
             <w:pPr>
               <w:jc w:val="center"/>
               <w:rPr>
-                <w:rFonts w:hint="eastAsia"/>
                 <w:b/>
                 <w:bCs/>
                 <w:sz w:val="24"/>
@@ -559,7 +618,6 @@
             <w:pPr>
               <w:jc w:val="center"/>
               <w:rPr>
-                <w:rFonts w:hint="eastAsia"/>
                 <w:b/>
                 <w:bCs/>
                 <w:sz w:val="24"/>
@@ -690,6 +748,15 @@
                 <w:sz w:val="24"/>
               </w:rPr>
             </w:pPr>
+            <w:r>
+              <w:rPr>
+                <w:rFonts w:hint="eastAsia"/>
+                <w:b/>
+                <w:bCs/>
+                <w:sz w:val="24"/>
+              </w:rPr>
+              <w:t>2026/3/20</w:t>
+            </w:r>
           </w:p>
         </w:tc>
       </w:tr>
@@ -1285,2028 +1352,6 @@
       </w:tr>
     </w:tbl>
     <w:p/>
-    <w:p>
-      <w:pPr>
-        <w:jc w:val="center"/>
-        <w:rPr>
-          <w:b/>
-          <w:bCs/>
-          <w:sz w:val="32"/>
-        </w:rPr>
-      </w:pPr>
-      <w:r>
-        <w:rPr>
-          <w:rFonts w:hint="eastAsia"/>
-          <w:b/>
-          <w:bCs/>
-          <w:sz w:val="32"/>
-        </w:rPr>
-        <w:lastRenderedPageBreak/>
-        <w:t>中国计量大学信息工程学院</w:t>
-      </w:r>
-    </w:p>
-    <w:p>
-      <w:pPr>
-        <w:jc w:val="center"/>
-        <w:rPr>
-          <w:b/>
-          <w:bCs/>
-          <w:sz w:val="32"/>
-        </w:rPr>
-      </w:pPr>
-      <w:r>
-        <w:rPr>
-          <w:rFonts w:hint="eastAsia"/>
-          <w:b/>
-          <w:bCs/>
-          <w:sz w:val="32"/>
-        </w:rPr>
-        <w:t>毕业设计（论文）中期学生情况调查表</w:t>
-      </w:r>
-    </w:p>
-    <w:p>
-      <w:pPr>
-        <w:tabs>
-          <w:tab w:val="left" w:pos="840"/>
-        </w:tabs>
-        <w:rPr>
-          <w:b/>
-          <w:bCs/>
-          <w:sz w:val="24"/>
-        </w:rPr>
-      </w:pPr>
-    </w:p>
-    <w:p>
-      <w:pPr>
-        <w:tabs>
-          <w:tab w:val="left" w:pos="840"/>
-        </w:tabs>
-        <w:rPr>
-          <w:b/>
-          <w:bCs/>
-          <w:sz w:val="24"/>
-        </w:rPr>
-      </w:pPr>
-      <w:r>
-        <w:rPr>
-          <w:rFonts w:hint="eastAsia"/>
-          <w:b/>
-          <w:bCs/>
-          <w:sz w:val="24"/>
-        </w:rPr>
-        <w:t>教师姓名</w:t>
-      </w:r>
-      <w:r>
-        <w:rPr>
-          <w:rFonts w:hint="eastAsia"/>
-          <w:b/>
-          <w:bCs/>
-          <w:sz w:val="24"/>
-          <w:u w:val="single"/>
-        </w:rPr>
-        <w:t xml:space="preserve">           </w:t>
-      </w:r>
-      <w:r>
-        <w:rPr>
-          <w:rFonts w:hint="eastAsia"/>
-          <w:b/>
-          <w:bCs/>
-          <w:sz w:val="24"/>
-        </w:rPr>
-        <w:t xml:space="preserve">   </w:t>
-      </w:r>
-      <w:r>
-        <w:rPr>
-          <w:rFonts w:hint="eastAsia"/>
-          <w:b/>
-          <w:bCs/>
-          <w:sz w:val="24"/>
-        </w:rPr>
-        <w:t>系（专业）</w:t>
-      </w:r>
-      <w:r>
-        <w:rPr>
-          <w:rFonts w:hint="eastAsia"/>
-          <w:b/>
-          <w:bCs/>
-          <w:sz w:val="24"/>
-          <w:u w:val="single"/>
-        </w:rPr>
-        <w:t xml:space="preserve">             </w:t>
-      </w:r>
-      <w:r>
-        <w:rPr>
-          <w:rFonts w:hint="eastAsia"/>
-          <w:b/>
-          <w:bCs/>
-          <w:sz w:val="24"/>
-        </w:rPr>
-        <w:t xml:space="preserve">     </w:t>
-      </w:r>
-      <w:r>
-        <w:rPr>
-          <w:rFonts w:hint="eastAsia"/>
-          <w:b/>
-          <w:bCs/>
-          <w:sz w:val="24"/>
-          <w:u w:val="single"/>
-        </w:rPr>
-        <w:t xml:space="preserve">       </w:t>
-      </w:r>
-      <w:r>
-        <w:rPr>
-          <w:rFonts w:hint="eastAsia"/>
-          <w:b/>
-          <w:bCs/>
-          <w:sz w:val="24"/>
-        </w:rPr>
-        <w:t>年</w:t>
-      </w:r>
-      <w:r>
-        <w:rPr>
-          <w:rFonts w:hint="eastAsia"/>
-          <w:b/>
-          <w:bCs/>
-          <w:sz w:val="24"/>
-          <w:u w:val="single"/>
-        </w:rPr>
-        <w:t xml:space="preserve">    </w:t>
-      </w:r>
-      <w:r>
-        <w:rPr>
-          <w:rFonts w:hint="eastAsia"/>
-          <w:b/>
-          <w:bCs/>
-          <w:sz w:val="24"/>
-        </w:rPr>
-        <w:t>月</w:t>
-      </w:r>
-      <w:r>
-        <w:rPr>
-          <w:rFonts w:hint="eastAsia"/>
-          <w:b/>
-          <w:bCs/>
-          <w:sz w:val="24"/>
-          <w:u w:val="single"/>
-        </w:rPr>
-        <w:t xml:space="preserve">   </w:t>
-      </w:r>
-      <w:r>
-        <w:rPr>
-          <w:rFonts w:hint="eastAsia"/>
-          <w:b/>
-          <w:bCs/>
-          <w:sz w:val="24"/>
-        </w:rPr>
-        <w:t>日</w:t>
-      </w:r>
-    </w:p>
-    <w:p>
-      <w:pPr>
-        <w:tabs>
-          <w:tab w:val="left" w:pos="840"/>
-        </w:tabs>
-        <w:rPr>
-          <w:b/>
-          <w:bCs/>
-          <w:sz w:val="24"/>
-        </w:rPr>
-      </w:pPr>
-    </w:p>
-    <w:tbl>
-      <w:tblPr>
-        <w:tblW w:w="9224" w:type="dxa"/>
-        <w:tblInd w:w="-342" w:type="dxa"/>
-        <w:tblBorders>
-          <w:top w:val="single" w:sz="8" w:space="0" w:color="auto"/>
-          <w:left w:val="single" w:sz="8" w:space="0" w:color="auto"/>
-          <w:bottom w:val="single" w:sz="8" w:space="0" w:color="auto"/>
-          <w:right w:val="single" w:sz="8" w:space="0" w:color="auto"/>
-          <w:insideH w:val="single" w:sz="6" w:space="0" w:color="auto"/>
-          <w:insideV w:val="single" w:sz="6" w:space="0" w:color="auto"/>
-        </w:tblBorders>
-        <w:tblLook w:val="04A0" w:firstRow="1" w:lastRow="0" w:firstColumn="1" w:lastColumn="0" w:noHBand="0" w:noVBand="1"/>
-      </w:tblPr>
-      <w:tblGrid>
-        <w:gridCol w:w="510"/>
-        <w:gridCol w:w="1336"/>
-        <w:gridCol w:w="1274"/>
-        <w:gridCol w:w="3181"/>
-        <w:gridCol w:w="899"/>
-        <w:gridCol w:w="854"/>
-        <w:gridCol w:w="1170"/>
-      </w:tblGrid>
-      <w:tr>
-        <w:trPr>
-          <w:trHeight w:hRule="exact" w:val="784"/>
-        </w:trPr>
-        <w:tc>
-          <w:tcPr>
-            <w:tcW w:w="510" w:type="dxa"/>
-          </w:tcPr>
-          <w:p>
-            <w:pPr>
-              <w:jc w:val="center"/>
-              <w:rPr>
-                <w:b/>
-                <w:bCs/>
-                <w:sz w:val="24"/>
-              </w:rPr>
-            </w:pPr>
-            <w:r>
-              <w:rPr>
-                <w:rFonts w:hint="eastAsia"/>
-                <w:b/>
-                <w:bCs/>
-                <w:sz w:val="24"/>
-              </w:rPr>
-              <w:t>序号</w:t>
-            </w:r>
-          </w:p>
-        </w:tc>
-        <w:tc>
-          <w:tcPr>
-            <w:tcW w:w="1336" w:type="dxa"/>
-            <w:vAlign w:val="center"/>
-          </w:tcPr>
-          <w:p>
-            <w:pPr>
-              <w:jc w:val="center"/>
-              <w:rPr>
-                <w:b/>
-                <w:bCs/>
-                <w:sz w:val="24"/>
-              </w:rPr>
-            </w:pPr>
-            <w:r>
-              <w:rPr>
-                <w:rFonts w:hint="eastAsia"/>
-                <w:b/>
-                <w:bCs/>
-                <w:sz w:val="24"/>
-              </w:rPr>
-              <w:t>学生</w:t>
-            </w:r>
-          </w:p>
-          <w:p>
-            <w:pPr>
-              <w:jc w:val="center"/>
-              <w:rPr>
-                <w:b/>
-                <w:bCs/>
-                <w:sz w:val="24"/>
-              </w:rPr>
-            </w:pPr>
-            <w:r>
-              <w:rPr>
-                <w:rFonts w:hint="eastAsia"/>
-                <w:b/>
-                <w:bCs/>
-                <w:sz w:val="24"/>
-              </w:rPr>
-              <w:t>姓名</w:t>
-            </w:r>
-          </w:p>
-        </w:tc>
-        <w:tc>
-          <w:tcPr>
-            <w:tcW w:w="1274" w:type="dxa"/>
-            <w:tcBorders>
-              <w:right w:val="single" w:sz="4" w:space="0" w:color="auto"/>
-            </w:tcBorders>
-            <w:vAlign w:val="center"/>
-          </w:tcPr>
-          <w:p>
-            <w:pPr>
-              <w:jc w:val="center"/>
-              <w:rPr>
-                <w:b/>
-                <w:bCs/>
-                <w:sz w:val="24"/>
-              </w:rPr>
-            </w:pPr>
-            <w:r>
-              <w:rPr>
-                <w:rFonts w:hint="eastAsia"/>
-                <w:b/>
-                <w:bCs/>
-                <w:sz w:val="24"/>
-              </w:rPr>
-              <w:t>学生专业</w:t>
-            </w:r>
-          </w:p>
-          <w:p>
-            <w:pPr>
-              <w:jc w:val="center"/>
-              <w:rPr>
-                <w:b/>
-                <w:bCs/>
-                <w:sz w:val="24"/>
-              </w:rPr>
-            </w:pPr>
-            <w:r>
-              <w:rPr>
-                <w:rFonts w:hint="eastAsia"/>
-                <w:b/>
-                <w:bCs/>
-                <w:sz w:val="24"/>
-              </w:rPr>
-              <w:t>班级</w:t>
-            </w:r>
-          </w:p>
-        </w:tc>
-        <w:tc>
-          <w:tcPr>
-            <w:tcW w:w="3181" w:type="dxa"/>
-            <w:tcBorders>
-              <w:left w:val="single" w:sz="4" w:space="0" w:color="auto"/>
-              <w:right w:val="single" w:sz="4" w:space="0" w:color="auto"/>
-            </w:tcBorders>
-            <w:vAlign w:val="center"/>
-          </w:tcPr>
-          <w:p>
-            <w:pPr>
-              <w:jc w:val="center"/>
-              <w:rPr>
-                <w:b/>
-                <w:bCs/>
-                <w:sz w:val="24"/>
-              </w:rPr>
-            </w:pPr>
-            <w:r>
-              <w:rPr>
-                <w:rFonts w:hint="eastAsia"/>
-                <w:b/>
-                <w:bCs/>
-                <w:sz w:val="24"/>
-              </w:rPr>
-              <w:t>毕业设计题目</w:t>
-            </w:r>
-          </w:p>
-        </w:tc>
-        <w:tc>
-          <w:tcPr>
-            <w:tcW w:w="899" w:type="dxa"/>
-            <w:tcBorders>
-              <w:left w:val="single" w:sz="4" w:space="0" w:color="auto"/>
-              <w:right w:val="single" w:sz="4" w:space="0" w:color="auto"/>
-            </w:tcBorders>
-            <w:vAlign w:val="center"/>
-          </w:tcPr>
-          <w:p>
-            <w:pPr>
-              <w:jc w:val="center"/>
-              <w:rPr>
-                <w:b/>
-                <w:bCs/>
-                <w:sz w:val="24"/>
-              </w:rPr>
-            </w:pPr>
-            <w:r>
-              <w:rPr>
-                <w:rFonts w:hint="eastAsia"/>
-                <w:b/>
-                <w:bCs/>
-                <w:sz w:val="24"/>
-              </w:rPr>
-              <w:t>平时</w:t>
-            </w:r>
-          </w:p>
-          <w:p>
-            <w:pPr>
-              <w:jc w:val="center"/>
-              <w:rPr>
-                <w:b/>
-                <w:bCs/>
-                <w:sz w:val="24"/>
-              </w:rPr>
-            </w:pPr>
-            <w:r>
-              <w:rPr>
-                <w:rFonts w:hint="eastAsia"/>
-                <w:b/>
-                <w:bCs/>
-                <w:sz w:val="24"/>
-              </w:rPr>
-              <w:t>表现</w:t>
-            </w:r>
-          </w:p>
-        </w:tc>
-        <w:tc>
-          <w:tcPr>
-            <w:tcW w:w="854" w:type="dxa"/>
-            <w:tcBorders>
-              <w:left w:val="single" w:sz="4" w:space="0" w:color="auto"/>
-              <w:right w:val="single" w:sz="4" w:space="0" w:color="auto"/>
-            </w:tcBorders>
-            <w:vAlign w:val="center"/>
-          </w:tcPr>
-          <w:p>
-            <w:pPr>
-              <w:jc w:val="center"/>
-              <w:rPr>
-                <w:b/>
-                <w:bCs/>
-                <w:sz w:val="24"/>
-              </w:rPr>
-            </w:pPr>
-            <w:r>
-              <w:rPr>
-                <w:rFonts w:hint="eastAsia"/>
-                <w:b/>
-                <w:bCs/>
-                <w:sz w:val="24"/>
-              </w:rPr>
-              <w:t>进展</w:t>
-            </w:r>
-          </w:p>
-          <w:p>
-            <w:pPr>
-              <w:jc w:val="center"/>
-              <w:rPr>
-                <w:b/>
-                <w:bCs/>
-                <w:sz w:val="24"/>
-              </w:rPr>
-            </w:pPr>
-            <w:r>
-              <w:rPr>
-                <w:rFonts w:hint="eastAsia"/>
-                <w:b/>
-                <w:bCs/>
-                <w:sz w:val="24"/>
-              </w:rPr>
-              <w:t>情况</w:t>
-            </w:r>
-          </w:p>
-        </w:tc>
-        <w:tc>
-          <w:tcPr>
-            <w:tcW w:w="1170" w:type="dxa"/>
-            <w:tcBorders>
-              <w:left w:val="single" w:sz="4" w:space="0" w:color="auto"/>
-            </w:tcBorders>
-            <w:vAlign w:val="center"/>
-          </w:tcPr>
-          <w:p>
-            <w:pPr>
-              <w:jc w:val="center"/>
-              <w:rPr>
-                <w:b/>
-                <w:bCs/>
-                <w:sz w:val="24"/>
-              </w:rPr>
-            </w:pPr>
-            <w:r>
-              <w:rPr>
-                <w:rFonts w:hint="eastAsia"/>
-                <w:b/>
-                <w:bCs/>
-                <w:sz w:val="24"/>
-              </w:rPr>
-              <w:t>特殊情况说明</w:t>
-            </w:r>
-          </w:p>
-        </w:tc>
-      </w:tr>
-      <w:tr>
-        <w:trPr>
-          <w:trHeight w:hRule="exact" w:val="945"/>
-        </w:trPr>
-        <w:tc>
-          <w:tcPr>
-            <w:tcW w:w="510" w:type="dxa"/>
-            <w:tcBorders>
-              <w:bottom w:val="single" w:sz="4" w:space="0" w:color="auto"/>
-            </w:tcBorders>
-            <w:vAlign w:val="center"/>
-          </w:tcPr>
-          <w:p>
-            <w:pPr>
-              <w:rPr>
-                <w:b/>
-                <w:bCs/>
-                <w:sz w:val="24"/>
-              </w:rPr>
-            </w:pPr>
-            <w:r>
-              <w:rPr>
-                <w:rFonts w:hint="eastAsia"/>
-                <w:b/>
-                <w:bCs/>
-                <w:sz w:val="24"/>
-              </w:rPr>
-              <w:t>1</w:t>
-            </w:r>
-          </w:p>
-        </w:tc>
-        <w:tc>
-          <w:tcPr>
-            <w:tcW w:w="1336" w:type="dxa"/>
-            <w:tcBorders>
-              <w:bottom w:val="single" w:sz="4" w:space="0" w:color="auto"/>
-            </w:tcBorders>
-            <w:vAlign w:val="center"/>
-          </w:tcPr>
-          <w:p>
-            <w:pPr>
-              <w:rPr>
-                <w:b/>
-                <w:bCs/>
-                <w:sz w:val="24"/>
-              </w:rPr>
-            </w:pPr>
-            <w:r>
-              <w:rPr>
-                <w:rFonts w:hint="eastAsia"/>
-                <w:b/>
-                <w:bCs/>
-                <w:sz w:val="24"/>
-              </w:rPr>
-              <w:t>方阳奕</w:t>
-            </w:r>
-          </w:p>
-        </w:tc>
-        <w:tc>
-          <w:tcPr>
-            <w:tcW w:w="1274" w:type="dxa"/>
-            <w:tcBorders>
-              <w:bottom w:val="single" w:sz="4" w:space="0" w:color="auto"/>
-              <w:right w:val="single" w:sz="4" w:space="0" w:color="auto"/>
-            </w:tcBorders>
-            <w:vAlign w:val="center"/>
-          </w:tcPr>
-          <w:p>
-            <w:pPr>
-              <w:rPr>
-                <w:b/>
-                <w:bCs/>
-                <w:sz w:val="24"/>
-              </w:rPr>
-            </w:pPr>
-            <w:r>
-              <w:rPr>
-                <w:rFonts w:hint="eastAsia"/>
-                <w:b/>
-                <w:bCs/>
-                <w:sz w:val="24"/>
-              </w:rPr>
-              <w:t>22</w:t>
-            </w:r>
-            <w:r>
-              <w:rPr>
-                <w:rFonts w:hint="eastAsia"/>
-                <w:b/>
-                <w:bCs/>
-                <w:sz w:val="24"/>
-              </w:rPr>
-              <w:t>计算机</w:t>
-            </w:r>
-            <w:r>
-              <w:rPr>
-                <w:rFonts w:hint="eastAsia"/>
-                <w:b/>
-                <w:bCs/>
-                <w:sz w:val="24"/>
-              </w:rPr>
-              <w:t>3</w:t>
-            </w:r>
-            <w:r>
-              <w:rPr>
-                <w:rFonts w:hint="eastAsia"/>
-                <w:b/>
-                <w:bCs/>
-                <w:sz w:val="24"/>
-              </w:rPr>
-              <w:t>班</w:t>
-            </w:r>
-          </w:p>
-        </w:tc>
-        <w:tc>
-          <w:tcPr>
-            <w:tcW w:w="3181" w:type="dxa"/>
-            <w:tcBorders>
-              <w:left w:val="single" w:sz="4" w:space="0" w:color="auto"/>
-              <w:bottom w:val="single" w:sz="4" w:space="0" w:color="auto"/>
-              <w:right w:val="single" w:sz="4" w:space="0" w:color="auto"/>
-            </w:tcBorders>
-            <w:vAlign w:val="center"/>
-          </w:tcPr>
-          <w:p>
-            <w:pPr>
-              <w:rPr>
-                <w:b/>
-                <w:bCs/>
-                <w:sz w:val="24"/>
-              </w:rPr>
-            </w:pPr>
-            <w:r>
-              <w:rPr>
-                <w:rFonts w:hint="eastAsia"/>
-                <w:b/>
-                <w:bCs/>
-                <w:sz w:val="24"/>
-              </w:rPr>
-              <w:t>基于</w:t>
-            </w:r>
-            <w:r>
-              <w:rPr>
-                <w:rFonts w:hint="eastAsia"/>
-                <w:b/>
-                <w:bCs/>
-                <w:sz w:val="24"/>
-              </w:rPr>
-              <w:t>MAUI</w:t>
-            </w:r>
-            <w:r>
-              <w:rPr>
-                <w:rFonts w:hint="eastAsia"/>
-                <w:b/>
-                <w:bCs/>
-                <w:sz w:val="24"/>
-              </w:rPr>
-              <w:t>的视频目标识别系统设计与实现</w:t>
-            </w:r>
-          </w:p>
-        </w:tc>
-        <w:tc>
-          <w:tcPr>
-            <w:tcW w:w="899" w:type="dxa"/>
-            <w:tcBorders>
-              <w:left w:val="single" w:sz="4" w:space="0" w:color="auto"/>
-              <w:bottom w:val="single" w:sz="4" w:space="0" w:color="auto"/>
-              <w:right w:val="single" w:sz="4" w:space="0" w:color="auto"/>
-            </w:tcBorders>
-            <w:vAlign w:val="center"/>
-          </w:tcPr>
-          <w:p>
-            <w:pPr>
-              <w:rPr>
-                <w:b/>
-                <w:bCs/>
-                <w:sz w:val="24"/>
-              </w:rPr>
-            </w:pPr>
-          </w:p>
-        </w:tc>
-        <w:tc>
-          <w:tcPr>
-            <w:tcW w:w="854" w:type="dxa"/>
-            <w:tcBorders>
-              <w:left w:val="single" w:sz="4" w:space="0" w:color="auto"/>
-              <w:bottom w:val="single" w:sz="4" w:space="0" w:color="auto"/>
-              <w:right w:val="single" w:sz="4" w:space="0" w:color="auto"/>
-            </w:tcBorders>
-            <w:vAlign w:val="center"/>
-          </w:tcPr>
-          <w:p>
-            <w:pPr>
-              <w:rPr>
-                <w:b/>
-                <w:bCs/>
-                <w:sz w:val="24"/>
-              </w:rPr>
-            </w:pPr>
-          </w:p>
-        </w:tc>
-        <w:tc>
-          <w:tcPr>
-            <w:tcW w:w="1170" w:type="dxa"/>
-            <w:tcBorders>
-              <w:left w:val="single" w:sz="4" w:space="0" w:color="auto"/>
-              <w:bottom w:val="single" w:sz="4" w:space="0" w:color="auto"/>
-            </w:tcBorders>
-            <w:vAlign w:val="center"/>
-          </w:tcPr>
-          <w:p>
-            <w:pPr>
-              <w:rPr>
-                <w:b/>
-                <w:bCs/>
-                <w:sz w:val="24"/>
-              </w:rPr>
-            </w:pPr>
-          </w:p>
-        </w:tc>
-      </w:tr>
-      <w:tr>
-        <w:trPr>
-          <w:trHeight w:hRule="exact" w:val="924"/>
-        </w:trPr>
-        <w:tc>
-          <w:tcPr>
-            <w:tcW w:w="510" w:type="dxa"/>
-            <w:tcBorders>
-              <w:top w:val="single" w:sz="4" w:space="0" w:color="auto"/>
-              <w:bottom w:val="single" w:sz="4" w:space="0" w:color="auto"/>
-            </w:tcBorders>
-            <w:vAlign w:val="center"/>
-          </w:tcPr>
-          <w:p>
-            <w:pPr>
-              <w:rPr>
-                <w:b/>
-                <w:bCs/>
-                <w:sz w:val="24"/>
-              </w:rPr>
-            </w:pPr>
-          </w:p>
-        </w:tc>
-        <w:tc>
-          <w:tcPr>
-            <w:tcW w:w="1336" w:type="dxa"/>
-            <w:tcBorders>
-              <w:top w:val="single" w:sz="4" w:space="0" w:color="auto"/>
-              <w:bottom w:val="single" w:sz="4" w:space="0" w:color="auto"/>
-            </w:tcBorders>
-            <w:vAlign w:val="center"/>
-          </w:tcPr>
-          <w:p>
-            <w:pPr>
-              <w:rPr>
-                <w:b/>
-                <w:bCs/>
-                <w:sz w:val="24"/>
-              </w:rPr>
-            </w:pPr>
-          </w:p>
-        </w:tc>
-        <w:tc>
-          <w:tcPr>
-            <w:tcW w:w="1274" w:type="dxa"/>
-            <w:tcBorders>
-              <w:top w:val="single" w:sz="4" w:space="0" w:color="auto"/>
-              <w:bottom w:val="single" w:sz="4" w:space="0" w:color="auto"/>
-              <w:right w:val="single" w:sz="4" w:space="0" w:color="auto"/>
-            </w:tcBorders>
-            <w:vAlign w:val="center"/>
-          </w:tcPr>
-          <w:p>
-            <w:pPr>
-              <w:rPr>
-                <w:b/>
-                <w:bCs/>
-                <w:sz w:val="24"/>
-              </w:rPr>
-            </w:pPr>
-          </w:p>
-        </w:tc>
-        <w:tc>
-          <w:tcPr>
-            <w:tcW w:w="3181" w:type="dxa"/>
-            <w:tcBorders>
-              <w:top w:val="single" w:sz="4" w:space="0" w:color="auto"/>
-              <w:left w:val="single" w:sz="4" w:space="0" w:color="auto"/>
-              <w:bottom w:val="single" w:sz="4" w:space="0" w:color="auto"/>
-              <w:right w:val="single" w:sz="4" w:space="0" w:color="auto"/>
-            </w:tcBorders>
-            <w:vAlign w:val="center"/>
-          </w:tcPr>
-          <w:p>
-            <w:pPr>
-              <w:rPr>
-                <w:b/>
-                <w:bCs/>
-                <w:sz w:val="24"/>
-              </w:rPr>
-            </w:pPr>
-          </w:p>
-        </w:tc>
-        <w:tc>
-          <w:tcPr>
-            <w:tcW w:w="899" w:type="dxa"/>
-            <w:tcBorders>
-              <w:top w:val="single" w:sz="4" w:space="0" w:color="auto"/>
-              <w:left w:val="single" w:sz="4" w:space="0" w:color="auto"/>
-              <w:bottom w:val="single" w:sz="4" w:space="0" w:color="auto"/>
-              <w:right w:val="single" w:sz="4" w:space="0" w:color="auto"/>
-            </w:tcBorders>
-            <w:vAlign w:val="center"/>
-          </w:tcPr>
-          <w:p>
-            <w:pPr>
-              <w:rPr>
-                <w:b/>
-                <w:bCs/>
-                <w:sz w:val="24"/>
-              </w:rPr>
-            </w:pPr>
-          </w:p>
-        </w:tc>
-        <w:tc>
-          <w:tcPr>
-            <w:tcW w:w="854" w:type="dxa"/>
-            <w:tcBorders>
-              <w:top w:val="single" w:sz="4" w:space="0" w:color="auto"/>
-              <w:left w:val="single" w:sz="4" w:space="0" w:color="auto"/>
-              <w:bottom w:val="single" w:sz="4" w:space="0" w:color="auto"/>
-              <w:right w:val="single" w:sz="4" w:space="0" w:color="auto"/>
-            </w:tcBorders>
-            <w:vAlign w:val="center"/>
-          </w:tcPr>
-          <w:p>
-            <w:pPr>
-              <w:rPr>
-                <w:b/>
-                <w:bCs/>
-                <w:sz w:val="24"/>
-              </w:rPr>
-            </w:pPr>
-          </w:p>
-        </w:tc>
-        <w:tc>
-          <w:tcPr>
-            <w:tcW w:w="1170" w:type="dxa"/>
-            <w:tcBorders>
-              <w:top w:val="single" w:sz="4" w:space="0" w:color="auto"/>
-              <w:left w:val="single" w:sz="4" w:space="0" w:color="auto"/>
-              <w:bottom w:val="single" w:sz="4" w:space="0" w:color="auto"/>
-            </w:tcBorders>
-            <w:vAlign w:val="center"/>
-          </w:tcPr>
-          <w:p>
-            <w:pPr>
-              <w:rPr>
-                <w:b/>
-                <w:bCs/>
-                <w:sz w:val="24"/>
-              </w:rPr>
-            </w:pPr>
-          </w:p>
-        </w:tc>
-      </w:tr>
-      <w:tr>
-        <w:trPr>
-          <w:trHeight w:hRule="exact" w:val="922"/>
-        </w:trPr>
-        <w:tc>
-          <w:tcPr>
-            <w:tcW w:w="510" w:type="dxa"/>
-            <w:tcBorders>
-              <w:top w:val="single" w:sz="4" w:space="0" w:color="auto"/>
-            </w:tcBorders>
-            <w:vAlign w:val="center"/>
-          </w:tcPr>
-          <w:p>
-            <w:pPr>
-              <w:rPr>
-                <w:b/>
-                <w:bCs/>
-                <w:sz w:val="24"/>
-              </w:rPr>
-            </w:pPr>
-          </w:p>
-        </w:tc>
-        <w:tc>
-          <w:tcPr>
-            <w:tcW w:w="1336" w:type="dxa"/>
-            <w:tcBorders>
-              <w:top w:val="single" w:sz="4" w:space="0" w:color="auto"/>
-            </w:tcBorders>
-            <w:vAlign w:val="center"/>
-          </w:tcPr>
-          <w:p>
-            <w:pPr>
-              <w:rPr>
-                <w:b/>
-                <w:bCs/>
-                <w:sz w:val="24"/>
-              </w:rPr>
-            </w:pPr>
-          </w:p>
-        </w:tc>
-        <w:tc>
-          <w:tcPr>
-            <w:tcW w:w="1274" w:type="dxa"/>
-            <w:tcBorders>
-              <w:top w:val="single" w:sz="4" w:space="0" w:color="auto"/>
-              <w:right w:val="single" w:sz="4" w:space="0" w:color="auto"/>
-            </w:tcBorders>
-            <w:vAlign w:val="center"/>
-          </w:tcPr>
-          <w:p>
-            <w:pPr>
-              <w:rPr>
-                <w:b/>
-                <w:bCs/>
-                <w:sz w:val="24"/>
-              </w:rPr>
-            </w:pPr>
-          </w:p>
-        </w:tc>
-        <w:tc>
-          <w:tcPr>
-            <w:tcW w:w="3181" w:type="dxa"/>
-            <w:tcBorders>
-              <w:top w:val="single" w:sz="4" w:space="0" w:color="auto"/>
-              <w:left w:val="single" w:sz="4" w:space="0" w:color="auto"/>
-              <w:right w:val="single" w:sz="4" w:space="0" w:color="auto"/>
-            </w:tcBorders>
-            <w:vAlign w:val="center"/>
-          </w:tcPr>
-          <w:p>
-            <w:pPr>
-              <w:rPr>
-                <w:b/>
-                <w:bCs/>
-                <w:sz w:val="24"/>
-              </w:rPr>
-            </w:pPr>
-          </w:p>
-        </w:tc>
-        <w:tc>
-          <w:tcPr>
-            <w:tcW w:w="899" w:type="dxa"/>
-            <w:tcBorders>
-              <w:top w:val="single" w:sz="4" w:space="0" w:color="auto"/>
-              <w:left w:val="single" w:sz="4" w:space="0" w:color="auto"/>
-              <w:right w:val="single" w:sz="4" w:space="0" w:color="auto"/>
-            </w:tcBorders>
-            <w:vAlign w:val="center"/>
-          </w:tcPr>
-          <w:p>
-            <w:pPr>
-              <w:rPr>
-                <w:b/>
-                <w:bCs/>
-                <w:sz w:val="24"/>
-              </w:rPr>
-            </w:pPr>
-          </w:p>
-        </w:tc>
-        <w:tc>
-          <w:tcPr>
-            <w:tcW w:w="854" w:type="dxa"/>
-            <w:tcBorders>
-              <w:top w:val="single" w:sz="4" w:space="0" w:color="auto"/>
-              <w:left w:val="single" w:sz="4" w:space="0" w:color="auto"/>
-              <w:right w:val="single" w:sz="4" w:space="0" w:color="auto"/>
-            </w:tcBorders>
-            <w:vAlign w:val="center"/>
-          </w:tcPr>
-          <w:p>
-            <w:pPr>
-              <w:rPr>
-                <w:b/>
-                <w:bCs/>
-                <w:sz w:val="24"/>
-              </w:rPr>
-            </w:pPr>
-          </w:p>
-        </w:tc>
-        <w:tc>
-          <w:tcPr>
-            <w:tcW w:w="1170" w:type="dxa"/>
-            <w:tcBorders>
-              <w:top w:val="single" w:sz="4" w:space="0" w:color="auto"/>
-              <w:left w:val="single" w:sz="4" w:space="0" w:color="auto"/>
-            </w:tcBorders>
-            <w:vAlign w:val="center"/>
-          </w:tcPr>
-          <w:p>
-            <w:pPr>
-              <w:rPr>
-                <w:b/>
-                <w:bCs/>
-                <w:sz w:val="24"/>
-              </w:rPr>
-            </w:pPr>
-          </w:p>
-        </w:tc>
-      </w:tr>
-      <w:tr>
-        <w:trPr>
-          <w:trHeight w:hRule="exact" w:val="939"/>
-        </w:trPr>
-        <w:tc>
-          <w:tcPr>
-            <w:tcW w:w="510" w:type="dxa"/>
-            <w:tcBorders>
-              <w:bottom w:val="single" w:sz="4" w:space="0" w:color="auto"/>
-            </w:tcBorders>
-            <w:vAlign w:val="center"/>
-          </w:tcPr>
-          <w:p>
-            <w:pPr>
-              <w:rPr>
-                <w:b/>
-                <w:bCs/>
-                <w:sz w:val="24"/>
-              </w:rPr>
-            </w:pPr>
-          </w:p>
-        </w:tc>
-        <w:tc>
-          <w:tcPr>
-            <w:tcW w:w="1336" w:type="dxa"/>
-            <w:tcBorders>
-              <w:bottom w:val="single" w:sz="4" w:space="0" w:color="auto"/>
-            </w:tcBorders>
-            <w:vAlign w:val="center"/>
-          </w:tcPr>
-          <w:p>
-            <w:pPr>
-              <w:rPr>
-                <w:b/>
-                <w:bCs/>
-                <w:sz w:val="24"/>
-              </w:rPr>
-            </w:pPr>
-          </w:p>
-        </w:tc>
-        <w:tc>
-          <w:tcPr>
-            <w:tcW w:w="1274" w:type="dxa"/>
-            <w:tcBorders>
-              <w:bottom w:val="single" w:sz="4" w:space="0" w:color="auto"/>
-              <w:right w:val="single" w:sz="4" w:space="0" w:color="auto"/>
-            </w:tcBorders>
-            <w:vAlign w:val="center"/>
-          </w:tcPr>
-          <w:p>
-            <w:pPr>
-              <w:rPr>
-                <w:b/>
-                <w:bCs/>
-                <w:sz w:val="24"/>
-              </w:rPr>
-            </w:pPr>
-          </w:p>
-        </w:tc>
-        <w:tc>
-          <w:tcPr>
-            <w:tcW w:w="3181" w:type="dxa"/>
-            <w:tcBorders>
-              <w:left w:val="single" w:sz="4" w:space="0" w:color="auto"/>
-              <w:bottom w:val="single" w:sz="4" w:space="0" w:color="auto"/>
-              <w:right w:val="single" w:sz="4" w:space="0" w:color="auto"/>
-            </w:tcBorders>
-            <w:vAlign w:val="center"/>
-          </w:tcPr>
-          <w:p>
-            <w:pPr>
-              <w:rPr>
-                <w:b/>
-                <w:bCs/>
-                <w:sz w:val="24"/>
-              </w:rPr>
-            </w:pPr>
-          </w:p>
-        </w:tc>
-        <w:tc>
-          <w:tcPr>
-            <w:tcW w:w="899" w:type="dxa"/>
-            <w:tcBorders>
-              <w:left w:val="single" w:sz="4" w:space="0" w:color="auto"/>
-              <w:bottom w:val="single" w:sz="4" w:space="0" w:color="auto"/>
-              <w:right w:val="single" w:sz="4" w:space="0" w:color="auto"/>
-            </w:tcBorders>
-            <w:vAlign w:val="center"/>
-          </w:tcPr>
-          <w:p>
-            <w:pPr>
-              <w:rPr>
-                <w:b/>
-                <w:bCs/>
-                <w:sz w:val="24"/>
-              </w:rPr>
-            </w:pPr>
-          </w:p>
-        </w:tc>
-        <w:tc>
-          <w:tcPr>
-            <w:tcW w:w="854" w:type="dxa"/>
-            <w:tcBorders>
-              <w:left w:val="single" w:sz="4" w:space="0" w:color="auto"/>
-              <w:bottom w:val="single" w:sz="4" w:space="0" w:color="auto"/>
-              <w:right w:val="single" w:sz="4" w:space="0" w:color="auto"/>
-            </w:tcBorders>
-            <w:vAlign w:val="center"/>
-          </w:tcPr>
-          <w:p>
-            <w:pPr>
-              <w:rPr>
-                <w:b/>
-                <w:bCs/>
-                <w:sz w:val="24"/>
-              </w:rPr>
-            </w:pPr>
-          </w:p>
-        </w:tc>
-        <w:tc>
-          <w:tcPr>
-            <w:tcW w:w="1170" w:type="dxa"/>
-            <w:tcBorders>
-              <w:left w:val="single" w:sz="4" w:space="0" w:color="auto"/>
-              <w:bottom w:val="single" w:sz="4" w:space="0" w:color="auto"/>
-            </w:tcBorders>
-            <w:vAlign w:val="center"/>
-          </w:tcPr>
-          <w:p>
-            <w:pPr>
-              <w:rPr>
-                <w:b/>
-                <w:bCs/>
-                <w:sz w:val="24"/>
-              </w:rPr>
-            </w:pPr>
-          </w:p>
-        </w:tc>
-      </w:tr>
-      <w:tr>
-        <w:trPr>
-          <w:trHeight w:hRule="exact" w:val="918"/>
-        </w:trPr>
-        <w:tc>
-          <w:tcPr>
-            <w:tcW w:w="510" w:type="dxa"/>
-            <w:tcBorders>
-              <w:top w:val="single" w:sz="4" w:space="0" w:color="auto"/>
-            </w:tcBorders>
-            <w:vAlign w:val="center"/>
-          </w:tcPr>
-          <w:p>
-            <w:pPr>
-              <w:rPr>
-                <w:b/>
-                <w:bCs/>
-                <w:sz w:val="24"/>
-              </w:rPr>
-            </w:pPr>
-          </w:p>
-        </w:tc>
-        <w:tc>
-          <w:tcPr>
-            <w:tcW w:w="1336" w:type="dxa"/>
-            <w:tcBorders>
-              <w:top w:val="single" w:sz="4" w:space="0" w:color="auto"/>
-            </w:tcBorders>
-            <w:vAlign w:val="center"/>
-          </w:tcPr>
-          <w:p>
-            <w:pPr>
-              <w:rPr>
-                <w:b/>
-                <w:bCs/>
-                <w:sz w:val="24"/>
-              </w:rPr>
-            </w:pPr>
-          </w:p>
-        </w:tc>
-        <w:tc>
-          <w:tcPr>
-            <w:tcW w:w="1274" w:type="dxa"/>
-            <w:tcBorders>
-              <w:top w:val="single" w:sz="4" w:space="0" w:color="auto"/>
-              <w:right w:val="single" w:sz="4" w:space="0" w:color="auto"/>
-            </w:tcBorders>
-            <w:vAlign w:val="center"/>
-          </w:tcPr>
-          <w:p>
-            <w:pPr>
-              <w:rPr>
-                <w:b/>
-                <w:bCs/>
-                <w:sz w:val="24"/>
-              </w:rPr>
-            </w:pPr>
-          </w:p>
-        </w:tc>
-        <w:tc>
-          <w:tcPr>
-            <w:tcW w:w="3181" w:type="dxa"/>
-            <w:tcBorders>
-              <w:top w:val="single" w:sz="4" w:space="0" w:color="auto"/>
-              <w:left w:val="single" w:sz="4" w:space="0" w:color="auto"/>
-              <w:right w:val="single" w:sz="4" w:space="0" w:color="auto"/>
-            </w:tcBorders>
-            <w:vAlign w:val="center"/>
-          </w:tcPr>
-          <w:p>
-            <w:pPr>
-              <w:rPr>
-                <w:b/>
-                <w:bCs/>
-                <w:sz w:val="24"/>
-              </w:rPr>
-            </w:pPr>
-          </w:p>
-        </w:tc>
-        <w:tc>
-          <w:tcPr>
-            <w:tcW w:w="899" w:type="dxa"/>
-            <w:tcBorders>
-              <w:top w:val="single" w:sz="4" w:space="0" w:color="auto"/>
-              <w:left w:val="single" w:sz="4" w:space="0" w:color="auto"/>
-              <w:right w:val="single" w:sz="4" w:space="0" w:color="auto"/>
-            </w:tcBorders>
-            <w:vAlign w:val="center"/>
-          </w:tcPr>
-          <w:p>
-            <w:pPr>
-              <w:rPr>
-                <w:b/>
-                <w:bCs/>
-                <w:sz w:val="24"/>
-              </w:rPr>
-            </w:pPr>
-          </w:p>
-        </w:tc>
-        <w:tc>
-          <w:tcPr>
-            <w:tcW w:w="854" w:type="dxa"/>
-            <w:tcBorders>
-              <w:top w:val="single" w:sz="4" w:space="0" w:color="auto"/>
-              <w:left w:val="single" w:sz="4" w:space="0" w:color="auto"/>
-              <w:right w:val="single" w:sz="4" w:space="0" w:color="auto"/>
-            </w:tcBorders>
-            <w:vAlign w:val="center"/>
-          </w:tcPr>
-          <w:p>
-            <w:pPr>
-              <w:rPr>
-                <w:b/>
-                <w:bCs/>
-                <w:sz w:val="24"/>
-              </w:rPr>
-            </w:pPr>
-          </w:p>
-        </w:tc>
-        <w:tc>
-          <w:tcPr>
-            <w:tcW w:w="1170" w:type="dxa"/>
-            <w:tcBorders>
-              <w:top w:val="single" w:sz="4" w:space="0" w:color="auto"/>
-              <w:left w:val="single" w:sz="4" w:space="0" w:color="auto"/>
-            </w:tcBorders>
-            <w:vAlign w:val="center"/>
-          </w:tcPr>
-          <w:p>
-            <w:pPr>
-              <w:rPr>
-                <w:b/>
-                <w:bCs/>
-                <w:sz w:val="24"/>
-              </w:rPr>
-            </w:pPr>
-          </w:p>
-        </w:tc>
-      </w:tr>
-      <w:tr>
-        <w:trPr>
-          <w:trHeight w:hRule="exact" w:val="948"/>
-        </w:trPr>
-        <w:tc>
-          <w:tcPr>
-            <w:tcW w:w="510" w:type="dxa"/>
-            <w:tcBorders>
-              <w:bottom w:val="single" w:sz="4" w:space="0" w:color="auto"/>
-            </w:tcBorders>
-            <w:vAlign w:val="center"/>
-          </w:tcPr>
-          <w:p>
-            <w:pPr>
-              <w:rPr>
-                <w:b/>
-                <w:bCs/>
-                <w:sz w:val="24"/>
-              </w:rPr>
-            </w:pPr>
-          </w:p>
-        </w:tc>
-        <w:tc>
-          <w:tcPr>
-            <w:tcW w:w="1336" w:type="dxa"/>
-            <w:tcBorders>
-              <w:bottom w:val="single" w:sz="4" w:space="0" w:color="auto"/>
-            </w:tcBorders>
-            <w:vAlign w:val="center"/>
-          </w:tcPr>
-          <w:p>
-            <w:pPr>
-              <w:rPr>
-                <w:b/>
-                <w:bCs/>
-                <w:sz w:val="24"/>
-              </w:rPr>
-            </w:pPr>
-          </w:p>
-        </w:tc>
-        <w:tc>
-          <w:tcPr>
-            <w:tcW w:w="1274" w:type="dxa"/>
-            <w:tcBorders>
-              <w:bottom w:val="single" w:sz="4" w:space="0" w:color="auto"/>
-              <w:right w:val="single" w:sz="4" w:space="0" w:color="auto"/>
-            </w:tcBorders>
-            <w:vAlign w:val="center"/>
-          </w:tcPr>
-          <w:p>
-            <w:pPr>
-              <w:rPr>
-                <w:b/>
-                <w:bCs/>
-              </w:rPr>
-            </w:pPr>
-          </w:p>
-        </w:tc>
-        <w:tc>
-          <w:tcPr>
-            <w:tcW w:w="3181" w:type="dxa"/>
-            <w:tcBorders>
-              <w:left w:val="single" w:sz="4" w:space="0" w:color="auto"/>
-              <w:bottom w:val="single" w:sz="4" w:space="0" w:color="auto"/>
-              <w:right w:val="single" w:sz="4" w:space="0" w:color="auto"/>
-            </w:tcBorders>
-            <w:vAlign w:val="center"/>
-          </w:tcPr>
-          <w:p>
-            <w:pPr>
-              <w:rPr>
-                <w:b/>
-                <w:bCs/>
-              </w:rPr>
-            </w:pPr>
-          </w:p>
-        </w:tc>
-        <w:tc>
-          <w:tcPr>
-            <w:tcW w:w="899" w:type="dxa"/>
-            <w:tcBorders>
-              <w:left w:val="single" w:sz="4" w:space="0" w:color="auto"/>
-              <w:bottom w:val="single" w:sz="4" w:space="0" w:color="auto"/>
-              <w:right w:val="single" w:sz="4" w:space="0" w:color="auto"/>
-            </w:tcBorders>
-            <w:vAlign w:val="center"/>
-          </w:tcPr>
-          <w:p>
-            <w:pPr>
-              <w:rPr>
-                <w:b/>
-                <w:bCs/>
-              </w:rPr>
-            </w:pPr>
-          </w:p>
-        </w:tc>
-        <w:tc>
-          <w:tcPr>
-            <w:tcW w:w="854" w:type="dxa"/>
-            <w:tcBorders>
-              <w:left w:val="single" w:sz="4" w:space="0" w:color="auto"/>
-              <w:bottom w:val="single" w:sz="4" w:space="0" w:color="auto"/>
-              <w:right w:val="single" w:sz="4" w:space="0" w:color="auto"/>
-            </w:tcBorders>
-            <w:vAlign w:val="center"/>
-          </w:tcPr>
-          <w:p>
-            <w:pPr>
-              <w:rPr>
-                <w:b/>
-                <w:bCs/>
-              </w:rPr>
-            </w:pPr>
-          </w:p>
-        </w:tc>
-        <w:tc>
-          <w:tcPr>
-            <w:tcW w:w="1170" w:type="dxa"/>
-            <w:tcBorders>
-              <w:left w:val="single" w:sz="4" w:space="0" w:color="auto"/>
-              <w:bottom w:val="single" w:sz="4" w:space="0" w:color="auto"/>
-            </w:tcBorders>
-            <w:vAlign w:val="center"/>
-          </w:tcPr>
-          <w:p>
-            <w:pPr>
-              <w:rPr>
-                <w:b/>
-                <w:bCs/>
-              </w:rPr>
-            </w:pPr>
-          </w:p>
-        </w:tc>
-      </w:tr>
-      <w:tr>
-        <w:trPr>
-          <w:trHeight w:hRule="exact" w:val="928"/>
-        </w:trPr>
-        <w:tc>
-          <w:tcPr>
-            <w:tcW w:w="510" w:type="dxa"/>
-            <w:tcBorders>
-              <w:top w:val="single" w:sz="4" w:space="0" w:color="auto"/>
-              <w:bottom w:val="single" w:sz="4" w:space="0" w:color="auto"/>
-            </w:tcBorders>
-            <w:vAlign w:val="center"/>
-          </w:tcPr>
-          <w:p>
-            <w:pPr>
-              <w:rPr>
-                <w:b/>
-                <w:bCs/>
-                <w:sz w:val="24"/>
-              </w:rPr>
-            </w:pPr>
-          </w:p>
-        </w:tc>
-        <w:tc>
-          <w:tcPr>
-            <w:tcW w:w="1336" w:type="dxa"/>
-            <w:tcBorders>
-              <w:top w:val="single" w:sz="4" w:space="0" w:color="auto"/>
-              <w:bottom w:val="single" w:sz="4" w:space="0" w:color="auto"/>
-            </w:tcBorders>
-            <w:vAlign w:val="center"/>
-          </w:tcPr>
-          <w:p>
-            <w:pPr>
-              <w:rPr>
-                <w:b/>
-                <w:bCs/>
-                <w:sz w:val="24"/>
-              </w:rPr>
-            </w:pPr>
-          </w:p>
-        </w:tc>
-        <w:tc>
-          <w:tcPr>
-            <w:tcW w:w="1274" w:type="dxa"/>
-            <w:tcBorders>
-              <w:top w:val="single" w:sz="4" w:space="0" w:color="auto"/>
-              <w:bottom w:val="single" w:sz="4" w:space="0" w:color="auto"/>
-              <w:right w:val="single" w:sz="4" w:space="0" w:color="auto"/>
-            </w:tcBorders>
-            <w:vAlign w:val="center"/>
-          </w:tcPr>
-          <w:p>
-            <w:pPr>
-              <w:rPr>
-                <w:b/>
-                <w:bCs/>
-              </w:rPr>
-            </w:pPr>
-          </w:p>
-        </w:tc>
-        <w:tc>
-          <w:tcPr>
-            <w:tcW w:w="3181" w:type="dxa"/>
-            <w:tcBorders>
-              <w:top w:val="single" w:sz="4" w:space="0" w:color="auto"/>
-              <w:left w:val="single" w:sz="4" w:space="0" w:color="auto"/>
-              <w:bottom w:val="single" w:sz="4" w:space="0" w:color="auto"/>
-              <w:right w:val="single" w:sz="4" w:space="0" w:color="auto"/>
-            </w:tcBorders>
-            <w:vAlign w:val="center"/>
-          </w:tcPr>
-          <w:p>
-            <w:pPr>
-              <w:rPr>
-                <w:b/>
-                <w:bCs/>
-              </w:rPr>
-            </w:pPr>
-          </w:p>
-        </w:tc>
-        <w:tc>
-          <w:tcPr>
-            <w:tcW w:w="899" w:type="dxa"/>
-            <w:tcBorders>
-              <w:top w:val="single" w:sz="4" w:space="0" w:color="auto"/>
-              <w:left w:val="single" w:sz="4" w:space="0" w:color="auto"/>
-              <w:bottom w:val="single" w:sz="4" w:space="0" w:color="auto"/>
-              <w:right w:val="single" w:sz="4" w:space="0" w:color="auto"/>
-            </w:tcBorders>
-            <w:vAlign w:val="center"/>
-          </w:tcPr>
-          <w:p>
-            <w:pPr>
-              <w:rPr>
-                <w:b/>
-                <w:bCs/>
-              </w:rPr>
-            </w:pPr>
-          </w:p>
-        </w:tc>
-        <w:tc>
-          <w:tcPr>
-            <w:tcW w:w="854" w:type="dxa"/>
-            <w:tcBorders>
-              <w:top w:val="single" w:sz="4" w:space="0" w:color="auto"/>
-              <w:left w:val="single" w:sz="4" w:space="0" w:color="auto"/>
-              <w:bottom w:val="single" w:sz="4" w:space="0" w:color="auto"/>
-              <w:right w:val="single" w:sz="4" w:space="0" w:color="auto"/>
-            </w:tcBorders>
-            <w:vAlign w:val="center"/>
-          </w:tcPr>
-          <w:p>
-            <w:pPr>
-              <w:rPr>
-                <w:b/>
-                <w:bCs/>
-              </w:rPr>
-            </w:pPr>
-          </w:p>
-        </w:tc>
-        <w:tc>
-          <w:tcPr>
-            <w:tcW w:w="1170" w:type="dxa"/>
-            <w:tcBorders>
-              <w:top w:val="single" w:sz="4" w:space="0" w:color="auto"/>
-              <w:left w:val="single" w:sz="4" w:space="0" w:color="auto"/>
-              <w:bottom w:val="single" w:sz="4" w:space="0" w:color="auto"/>
-            </w:tcBorders>
-            <w:vAlign w:val="center"/>
-          </w:tcPr>
-          <w:p>
-            <w:pPr>
-              <w:rPr>
-                <w:b/>
-                <w:bCs/>
-              </w:rPr>
-            </w:pPr>
-          </w:p>
-        </w:tc>
-      </w:tr>
-      <w:tr>
-        <w:trPr>
-          <w:trHeight w:hRule="exact" w:val="934"/>
-        </w:trPr>
-        <w:tc>
-          <w:tcPr>
-            <w:tcW w:w="510" w:type="dxa"/>
-            <w:tcBorders>
-              <w:top w:val="single" w:sz="4" w:space="0" w:color="auto"/>
-              <w:bottom w:val="single" w:sz="4" w:space="0" w:color="auto"/>
-            </w:tcBorders>
-            <w:vAlign w:val="center"/>
-          </w:tcPr>
-          <w:p>
-            <w:pPr>
-              <w:rPr>
-                <w:b/>
-                <w:bCs/>
-                <w:sz w:val="24"/>
-              </w:rPr>
-            </w:pPr>
-          </w:p>
-        </w:tc>
-        <w:tc>
-          <w:tcPr>
-            <w:tcW w:w="1336" w:type="dxa"/>
-            <w:tcBorders>
-              <w:top w:val="single" w:sz="4" w:space="0" w:color="auto"/>
-              <w:bottom w:val="single" w:sz="4" w:space="0" w:color="auto"/>
-            </w:tcBorders>
-            <w:vAlign w:val="center"/>
-          </w:tcPr>
-          <w:p>
-            <w:pPr>
-              <w:rPr>
-                <w:b/>
-                <w:bCs/>
-                <w:sz w:val="24"/>
-              </w:rPr>
-            </w:pPr>
-          </w:p>
-        </w:tc>
-        <w:tc>
-          <w:tcPr>
-            <w:tcW w:w="1274" w:type="dxa"/>
-            <w:tcBorders>
-              <w:top w:val="single" w:sz="4" w:space="0" w:color="auto"/>
-              <w:bottom w:val="single" w:sz="4" w:space="0" w:color="auto"/>
-              <w:right w:val="single" w:sz="4" w:space="0" w:color="auto"/>
-            </w:tcBorders>
-            <w:vAlign w:val="center"/>
-          </w:tcPr>
-          <w:p>
-            <w:pPr>
-              <w:rPr>
-                <w:b/>
-                <w:bCs/>
-              </w:rPr>
-            </w:pPr>
-          </w:p>
-        </w:tc>
-        <w:tc>
-          <w:tcPr>
-            <w:tcW w:w="3181" w:type="dxa"/>
-            <w:tcBorders>
-              <w:top w:val="single" w:sz="4" w:space="0" w:color="auto"/>
-              <w:left w:val="single" w:sz="4" w:space="0" w:color="auto"/>
-              <w:bottom w:val="single" w:sz="4" w:space="0" w:color="auto"/>
-              <w:right w:val="single" w:sz="4" w:space="0" w:color="auto"/>
-            </w:tcBorders>
-            <w:vAlign w:val="center"/>
-          </w:tcPr>
-          <w:p>
-            <w:pPr>
-              <w:rPr>
-                <w:b/>
-                <w:bCs/>
-              </w:rPr>
-            </w:pPr>
-          </w:p>
-        </w:tc>
-        <w:tc>
-          <w:tcPr>
-            <w:tcW w:w="899" w:type="dxa"/>
-            <w:tcBorders>
-              <w:top w:val="single" w:sz="4" w:space="0" w:color="auto"/>
-              <w:left w:val="single" w:sz="4" w:space="0" w:color="auto"/>
-              <w:bottom w:val="single" w:sz="4" w:space="0" w:color="auto"/>
-              <w:right w:val="single" w:sz="4" w:space="0" w:color="auto"/>
-            </w:tcBorders>
-            <w:vAlign w:val="center"/>
-          </w:tcPr>
-          <w:p>
-            <w:pPr>
-              <w:rPr>
-                <w:b/>
-                <w:bCs/>
-              </w:rPr>
-            </w:pPr>
-          </w:p>
-        </w:tc>
-        <w:tc>
-          <w:tcPr>
-            <w:tcW w:w="854" w:type="dxa"/>
-            <w:tcBorders>
-              <w:top w:val="single" w:sz="4" w:space="0" w:color="auto"/>
-              <w:left w:val="single" w:sz="4" w:space="0" w:color="auto"/>
-              <w:bottom w:val="single" w:sz="4" w:space="0" w:color="auto"/>
-              <w:right w:val="single" w:sz="4" w:space="0" w:color="auto"/>
-            </w:tcBorders>
-            <w:vAlign w:val="center"/>
-          </w:tcPr>
-          <w:p>
-            <w:pPr>
-              <w:rPr>
-                <w:b/>
-                <w:bCs/>
-              </w:rPr>
-            </w:pPr>
-          </w:p>
-        </w:tc>
-        <w:tc>
-          <w:tcPr>
-            <w:tcW w:w="1170" w:type="dxa"/>
-            <w:tcBorders>
-              <w:top w:val="single" w:sz="4" w:space="0" w:color="auto"/>
-              <w:left w:val="single" w:sz="4" w:space="0" w:color="auto"/>
-              <w:bottom w:val="single" w:sz="4" w:space="0" w:color="auto"/>
-            </w:tcBorders>
-            <w:vAlign w:val="center"/>
-          </w:tcPr>
-          <w:p>
-            <w:pPr>
-              <w:rPr>
-                <w:b/>
-                <w:bCs/>
-              </w:rPr>
-            </w:pPr>
-          </w:p>
-        </w:tc>
-      </w:tr>
-      <w:tr>
-        <w:trPr>
-          <w:trHeight w:hRule="exact" w:val="934"/>
-        </w:trPr>
-        <w:tc>
-          <w:tcPr>
-            <w:tcW w:w="510" w:type="dxa"/>
-            <w:tcBorders>
-              <w:top w:val="single" w:sz="4" w:space="0" w:color="auto"/>
-              <w:bottom w:val="single" w:sz="4" w:space="0" w:color="auto"/>
-            </w:tcBorders>
-            <w:vAlign w:val="center"/>
-          </w:tcPr>
-          <w:p>
-            <w:pPr>
-              <w:rPr>
-                <w:b/>
-                <w:bCs/>
-                <w:sz w:val="24"/>
-              </w:rPr>
-            </w:pPr>
-          </w:p>
-        </w:tc>
-        <w:tc>
-          <w:tcPr>
-            <w:tcW w:w="1336" w:type="dxa"/>
-            <w:tcBorders>
-              <w:top w:val="single" w:sz="4" w:space="0" w:color="auto"/>
-              <w:bottom w:val="single" w:sz="4" w:space="0" w:color="auto"/>
-            </w:tcBorders>
-            <w:vAlign w:val="center"/>
-          </w:tcPr>
-          <w:p>
-            <w:pPr>
-              <w:rPr>
-                <w:b/>
-                <w:bCs/>
-                <w:sz w:val="24"/>
-              </w:rPr>
-            </w:pPr>
-          </w:p>
-        </w:tc>
-        <w:tc>
-          <w:tcPr>
-            <w:tcW w:w="1274" w:type="dxa"/>
-            <w:tcBorders>
-              <w:top w:val="single" w:sz="4" w:space="0" w:color="auto"/>
-              <w:bottom w:val="single" w:sz="4" w:space="0" w:color="auto"/>
-              <w:right w:val="single" w:sz="4" w:space="0" w:color="auto"/>
-            </w:tcBorders>
-            <w:vAlign w:val="center"/>
-          </w:tcPr>
-          <w:p>
-            <w:pPr>
-              <w:rPr>
-                <w:b/>
-                <w:bCs/>
-              </w:rPr>
-            </w:pPr>
-          </w:p>
-        </w:tc>
-        <w:tc>
-          <w:tcPr>
-            <w:tcW w:w="3181" w:type="dxa"/>
-            <w:tcBorders>
-              <w:top w:val="single" w:sz="4" w:space="0" w:color="auto"/>
-              <w:left w:val="single" w:sz="4" w:space="0" w:color="auto"/>
-              <w:bottom w:val="single" w:sz="4" w:space="0" w:color="auto"/>
-              <w:right w:val="single" w:sz="4" w:space="0" w:color="auto"/>
-            </w:tcBorders>
-            <w:vAlign w:val="center"/>
-          </w:tcPr>
-          <w:p>
-            <w:pPr>
-              <w:rPr>
-                <w:b/>
-                <w:bCs/>
-              </w:rPr>
-            </w:pPr>
-          </w:p>
-        </w:tc>
-        <w:tc>
-          <w:tcPr>
-            <w:tcW w:w="899" w:type="dxa"/>
-            <w:tcBorders>
-              <w:top w:val="single" w:sz="4" w:space="0" w:color="auto"/>
-              <w:left w:val="single" w:sz="4" w:space="0" w:color="auto"/>
-              <w:bottom w:val="single" w:sz="4" w:space="0" w:color="auto"/>
-              <w:right w:val="single" w:sz="4" w:space="0" w:color="auto"/>
-            </w:tcBorders>
-            <w:vAlign w:val="center"/>
-          </w:tcPr>
-          <w:p>
-            <w:pPr>
-              <w:rPr>
-                <w:b/>
-                <w:bCs/>
-              </w:rPr>
-            </w:pPr>
-          </w:p>
-        </w:tc>
-        <w:tc>
-          <w:tcPr>
-            <w:tcW w:w="854" w:type="dxa"/>
-            <w:tcBorders>
-              <w:top w:val="single" w:sz="4" w:space="0" w:color="auto"/>
-              <w:left w:val="single" w:sz="4" w:space="0" w:color="auto"/>
-              <w:bottom w:val="single" w:sz="4" w:space="0" w:color="auto"/>
-              <w:right w:val="single" w:sz="4" w:space="0" w:color="auto"/>
-            </w:tcBorders>
-            <w:vAlign w:val="center"/>
-          </w:tcPr>
-          <w:p>
-            <w:pPr>
-              <w:rPr>
-                <w:b/>
-                <w:bCs/>
-              </w:rPr>
-            </w:pPr>
-          </w:p>
-        </w:tc>
-        <w:tc>
-          <w:tcPr>
-            <w:tcW w:w="1170" w:type="dxa"/>
-            <w:tcBorders>
-              <w:top w:val="single" w:sz="4" w:space="0" w:color="auto"/>
-              <w:left w:val="single" w:sz="4" w:space="0" w:color="auto"/>
-              <w:bottom w:val="single" w:sz="4" w:space="0" w:color="auto"/>
-            </w:tcBorders>
-            <w:vAlign w:val="center"/>
-          </w:tcPr>
-          <w:p>
-            <w:pPr>
-              <w:rPr>
-                <w:b/>
-                <w:bCs/>
-              </w:rPr>
-            </w:pPr>
-          </w:p>
-        </w:tc>
-      </w:tr>
-      <w:tr>
-        <w:trPr>
-          <w:trHeight w:hRule="exact" w:val="934"/>
-        </w:trPr>
-        <w:tc>
-          <w:tcPr>
-            <w:tcW w:w="510" w:type="dxa"/>
-            <w:tcBorders>
-              <w:top w:val="single" w:sz="4" w:space="0" w:color="auto"/>
-              <w:bottom w:val="single" w:sz="4" w:space="0" w:color="auto"/>
-            </w:tcBorders>
-            <w:vAlign w:val="center"/>
-          </w:tcPr>
-          <w:p>
-            <w:pPr>
-              <w:rPr>
-                <w:b/>
-                <w:bCs/>
-                <w:sz w:val="24"/>
-              </w:rPr>
-            </w:pPr>
-          </w:p>
-        </w:tc>
-        <w:tc>
-          <w:tcPr>
-            <w:tcW w:w="1336" w:type="dxa"/>
-            <w:tcBorders>
-              <w:top w:val="single" w:sz="4" w:space="0" w:color="auto"/>
-              <w:bottom w:val="single" w:sz="4" w:space="0" w:color="auto"/>
-            </w:tcBorders>
-            <w:vAlign w:val="center"/>
-          </w:tcPr>
-          <w:p>
-            <w:pPr>
-              <w:rPr>
-                <w:b/>
-                <w:bCs/>
-                <w:sz w:val="24"/>
-              </w:rPr>
-            </w:pPr>
-          </w:p>
-        </w:tc>
-        <w:tc>
-          <w:tcPr>
-            <w:tcW w:w="1274" w:type="dxa"/>
-            <w:tcBorders>
-              <w:top w:val="single" w:sz="4" w:space="0" w:color="auto"/>
-              <w:bottom w:val="single" w:sz="4" w:space="0" w:color="auto"/>
-              <w:right w:val="single" w:sz="4" w:space="0" w:color="auto"/>
-            </w:tcBorders>
-            <w:vAlign w:val="center"/>
-          </w:tcPr>
-          <w:p>
-            <w:pPr>
-              <w:rPr>
-                <w:b/>
-                <w:bCs/>
-              </w:rPr>
-            </w:pPr>
-          </w:p>
-        </w:tc>
-        <w:tc>
-          <w:tcPr>
-            <w:tcW w:w="3181" w:type="dxa"/>
-            <w:tcBorders>
-              <w:top w:val="single" w:sz="4" w:space="0" w:color="auto"/>
-              <w:left w:val="single" w:sz="4" w:space="0" w:color="auto"/>
-              <w:bottom w:val="single" w:sz="4" w:space="0" w:color="auto"/>
-              <w:right w:val="single" w:sz="4" w:space="0" w:color="auto"/>
-            </w:tcBorders>
-            <w:vAlign w:val="center"/>
-          </w:tcPr>
-          <w:p>
-            <w:pPr>
-              <w:rPr>
-                <w:b/>
-                <w:bCs/>
-              </w:rPr>
-            </w:pPr>
-          </w:p>
-        </w:tc>
-        <w:tc>
-          <w:tcPr>
-            <w:tcW w:w="899" w:type="dxa"/>
-            <w:tcBorders>
-              <w:top w:val="single" w:sz="4" w:space="0" w:color="auto"/>
-              <w:left w:val="single" w:sz="4" w:space="0" w:color="auto"/>
-              <w:bottom w:val="single" w:sz="4" w:space="0" w:color="auto"/>
-              <w:right w:val="single" w:sz="4" w:space="0" w:color="auto"/>
-            </w:tcBorders>
-            <w:vAlign w:val="center"/>
-          </w:tcPr>
-          <w:p>
-            <w:pPr>
-              <w:rPr>
-                <w:b/>
-                <w:bCs/>
-              </w:rPr>
-            </w:pPr>
-          </w:p>
-        </w:tc>
-        <w:tc>
-          <w:tcPr>
-            <w:tcW w:w="854" w:type="dxa"/>
-            <w:tcBorders>
-              <w:top w:val="single" w:sz="4" w:space="0" w:color="auto"/>
-              <w:left w:val="single" w:sz="4" w:space="0" w:color="auto"/>
-              <w:bottom w:val="single" w:sz="4" w:space="0" w:color="auto"/>
-              <w:right w:val="single" w:sz="4" w:space="0" w:color="auto"/>
-            </w:tcBorders>
-            <w:vAlign w:val="center"/>
-          </w:tcPr>
-          <w:p>
-            <w:pPr>
-              <w:rPr>
-                <w:b/>
-                <w:bCs/>
-              </w:rPr>
-            </w:pPr>
-          </w:p>
-        </w:tc>
-        <w:tc>
-          <w:tcPr>
-            <w:tcW w:w="1170" w:type="dxa"/>
-            <w:tcBorders>
-              <w:top w:val="single" w:sz="4" w:space="0" w:color="auto"/>
-              <w:left w:val="single" w:sz="4" w:space="0" w:color="auto"/>
-              <w:bottom w:val="single" w:sz="4" w:space="0" w:color="auto"/>
-            </w:tcBorders>
-            <w:vAlign w:val="center"/>
-          </w:tcPr>
-          <w:p>
-            <w:pPr>
-              <w:rPr>
-                <w:b/>
-                <w:bCs/>
-              </w:rPr>
-            </w:pPr>
-          </w:p>
-        </w:tc>
-      </w:tr>
-    </w:tbl>
-    <w:p>
-      <w:pPr>
-        <w:rPr>
-          <w:bCs/>
-          <w:sz w:val="24"/>
-        </w:rPr>
-      </w:pPr>
-    </w:p>
-    <w:p>
-      <w:pPr>
-        <w:rPr>
-          <w:bCs/>
-          <w:sz w:val="24"/>
-        </w:rPr>
-      </w:pPr>
-      <w:r>
-        <w:rPr>
-          <w:rFonts w:hint="eastAsia"/>
-          <w:bCs/>
-          <w:sz w:val="24"/>
-        </w:rPr>
-        <w:t>注：平时表现可填：好、一般、不太好、很不好</w:t>
-      </w:r>
-    </w:p>
-    <w:p>
-      <w:pPr>
-        <w:rPr>
-          <w:bCs/>
-          <w:sz w:val="24"/>
-        </w:rPr>
-      </w:pPr>
-      <w:r>
-        <w:rPr>
-          <w:rFonts w:hint="eastAsia"/>
-          <w:bCs/>
-          <w:sz w:val="24"/>
-        </w:rPr>
-        <w:t xml:space="preserve">    </w:t>
-      </w:r>
-      <w:r>
-        <w:rPr>
-          <w:rFonts w:hint="eastAsia"/>
-          <w:bCs/>
-          <w:sz w:val="24"/>
-        </w:rPr>
-        <w:t>进展情况可填：超前、正常、滞后、严重滞后</w:t>
-      </w:r>
-    </w:p>
-    <w:p>
-      <w:pPr>
-        <w:rPr>
-          <w:bCs/>
-          <w:sz w:val="24"/>
-        </w:rPr>
-      </w:pPr>
-    </w:p>
     <w:sectPr>
       <w:pgSz w:w="11906" w:h="16838"/>
       <w:pgMar w:top="1440" w:right="1800" w:bottom="1440" w:left="1800" w:header="851" w:footer="992" w:gutter="0"/>
@@ -3321,11 +1366,6 @@
 <w:endnotes xmlns:wpc="http://schemas.microsoft.com/office/word/2010/wordprocessingCanvas" xmlns:cx="http://schemas.microsoft.com/office/drawing/2014/chartex" xmlns:cx1="http://schemas.microsoft.com/office/drawing/2015/9/8/chartex" xmlns:cx2="http://schemas.microsoft.com/office/drawing/2015/10/21/chartex" xmlns:cx3="http://schemas.microsoft.com/office/drawing/2016/5/9/chartex" xmlns:cx4="http://schemas.microsoft.com/office/drawing/2016/5/10/chartex" xmlns:cx5="http://schemas.microsoft.com/office/drawing/2016/5/11/chartex" xmlns:cx6="http://schemas.microsoft.com/office/drawing/2016/5/12/chartex" xmlns:cx7="http://schemas.microsoft.com/office/drawing/2016/5/13/chartex" xmlns:cx8="http://schemas.microsoft.com/office/drawing/2016/5/14/chartex" xmlns:mc="http://schemas.openxmlformats.org/markup-compatibility/2006" xmlns:aink="http://schemas.microsoft.com/office/drawing/2016/ink" xmlns:am3d="http://schemas.microsoft.com/office/drawing/2017/model3d" xmlns:o="urn:schemas-microsoft-com:office:office" xmlns:oel="http://schemas.microsoft.com/office/2019/extlst" xmlns:r="http://schemas.openxmlformats.org/officeDocument/2006/relationships" xmlns:m="http://schemas.openxmlformats.org/officeDocument/2006/math" xmlns:v="urn:schemas-microsoft-com:vml" xmlns:wp14="http://schemas.microsoft.com/office/word/2010/wordprocessingDrawing" xmlns:wp="http://schemas.openxmlformats.org/drawingml/2006/wordprocessingDrawing" xmlns:w10="urn:schemas-microsoft-com:office:word" xmlns:w="http://schemas.openxmlformats.org/wordprocessingml/2006/main" xmlns:w14="http://schemas.microsoft.com/office/word/2010/wordml" xmlns:w15="http://schemas.microsoft.com/office/word/2012/wordml" xmlns:w16cex="http://schemas.microsoft.com/office/word/2018/wordml/cex" xmlns:w16cid="http://schemas.microsoft.com/office/word/2016/wordml/cid" xmlns:w16="http://schemas.microsoft.com/office/word/2018/wordml" xmlns:w16du="http://schemas.microsoft.com/office/word/2023/wordml/word16du" xmlns:w16sdtdh="http://schemas.microsoft.com/office/word/2020/wordml/sdtdatahash" xmlns:w16sdtfl="http://schemas.microsoft.com/office/word/2024/wordml/sdtformatlock" xmlns:w16se="http://schemas.microsoft.com/office/word/2015/wordml/symex" xmlns:wpg="http://schemas.microsoft.com/office/word/2010/wordprocessingGroup" xmlns:wpi="http://schemas.microsoft.com/office/word/2010/wordprocessingInk" xmlns:wne="http://schemas.microsoft.com/office/word/2006/wordml" xmlns:wps="http://schemas.microsoft.com/office/word/2010/wordprocessingShape" mc:Ignorable="w14 w15 w16se w16cid w16 w16cex w16sdtdh w16sdtfl w16du wp14">
   <w:endnote w:type="separator" w:id="-1">
     <w:p>
-      <w:pPr>
-        <w:rPr>
-          <w:rFonts w:hint="eastAsia"/>
-        </w:rPr>
-      </w:pPr>
       <w:r>
         <w:separator/>
       </w:r>
@@ -3333,11 +1373,6 @@
   </w:endnote>
   <w:endnote w:type="continuationSeparator" w:id="0">
     <w:p>
-      <w:pPr>
-        <w:rPr>
-          <w:rFonts w:hint="eastAsia"/>
-        </w:rPr>
-      </w:pPr>
       <w:r>
         <w:continuationSeparator/>
       </w:r>
@@ -3350,11 +1385,6 @@
 <w:footnotes xmlns:wpc="http://schemas.microsoft.com/office/word/2010/wordprocessingCanvas" xmlns:cx="http://schemas.microsoft.com/office/drawing/2014/chartex" xmlns:cx1="http://schemas.microsoft.com/office/drawing/2015/9/8/chartex" xmlns:cx2="http://schemas.microsoft.com/office/drawing/2015/10/21/chartex" xmlns:cx3="http://schemas.microsoft.com/office/drawing/2016/5/9/chartex" xmlns:cx4="http://schemas.microsoft.com/office/drawing/2016/5/10/chartex" xmlns:cx5="http://schemas.microsoft.com/office/drawing/2016/5/11/chartex" xmlns:cx6="http://schemas.microsoft.com/office/drawing/2016/5/12/chartex" xmlns:cx7="http://schemas.microsoft.com/office/drawing/2016/5/13/chartex" xmlns:cx8="http://schemas.microsoft.com/office/drawing/2016/5/14/chartex" xmlns:mc="http://schemas.openxmlformats.org/markup-compatibility/2006" xmlns:aink="http://schemas.microsoft.com/office/drawing/2016/ink" xmlns:am3d="http://schemas.microsoft.com/office/drawing/2017/model3d" xmlns:o="urn:schemas-microsoft-com:office:office" xmlns:oel="http://schemas.microsoft.com/office/2019/extlst" xmlns:r="http://schemas.openxmlformats.org/officeDocument/2006/relationships" xmlns:m="http://schemas.openxmlformats.org/officeDocument/2006/math" xmlns:v="urn:schemas-microsoft-com:vml" xmlns:wp14="http://schemas.microsoft.com/office/word/2010/wordprocessingDrawing" xmlns:wp="http://schemas.openxmlformats.org/drawingml/2006/wordprocessingDrawing" xmlns:w10="urn:schemas-microsoft-com:office:word" xmlns:w="http://schemas.openxmlformats.org/wordprocessingml/2006/main" xmlns:w14="http://schemas.microsoft.com/office/word/2010/wordml" xmlns:w15="http://schemas.microsoft.com/office/word/2012/wordml" xmlns:w16cex="http://schemas.microsoft.com/office/word/2018/wordml/cex" xmlns:w16cid="http://schemas.microsoft.com/office/word/2016/wordml/cid" xmlns:w16="http://schemas.microsoft.com/office/word/2018/wordml" xmlns:w16du="http://schemas.microsoft.com/office/word/2023/wordml/word16du" xmlns:w16sdtdh="http://schemas.microsoft.com/office/word/2020/wordml/sdtdatahash" xmlns:w16sdtfl="http://schemas.microsoft.com/office/word/2024/wordml/sdtformatlock" xmlns:w16se="http://schemas.microsoft.com/office/word/2015/wordml/symex" xmlns:wpg="http://schemas.microsoft.com/office/word/2010/wordprocessingGroup" xmlns:wpi="http://schemas.microsoft.com/office/word/2010/wordprocessingInk" xmlns:wne="http://schemas.microsoft.com/office/word/2006/wordml" xmlns:wps="http://schemas.microsoft.com/office/word/2010/wordprocessingShape" mc:Ignorable="w14 w15 w16se w16cid w16 w16cex w16sdtdh w16sdtfl w16du wp14">
   <w:footnote w:type="separator" w:id="-1">
     <w:p>
-      <w:pPr>
-        <w:rPr>
-          <w:rFonts w:hint="eastAsia"/>
-        </w:rPr>
-      </w:pPr>
       <w:r>
         <w:separator/>
       </w:r>
@@ -3362,11 +1392,6 @@
   </w:footnote>
   <w:footnote w:type="continuationSeparator" w:id="0">
     <w:p>
-      <w:pPr>
-        <w:rPr>
-          <w:rFonts w:hint="eastAsia"/>
-        </w:rPr>
-      </w:pPr>
       <w:r>
         <w:continuationSeparator/>
       </w:r>
@@ -4012,6 +2037,7 @@
   <w:style w:type="character" w:default="1" w:styleId="a0">
     <w:name w:val="Default Paragraph Font"/>
     <w:uiPriority w:val="1"/>
+    <w:semiHidden/>
     <w:unhideWhenUsed/>
   </w:style>
   <w:style w:type="table" w:default="1" w:styleId="a1">
